--- a/отчеты/Отчет по 3 лабе соп Курцева.docx
+++ b/отчеты/Отчет по 3 лабе соп Курцева.docx
@@ -346,7 +346,17 @@
           <w:bCs/>
           <w:szCs w:val="28"/>
         </w:rPr>
-        <w:t>.Н.</w:t>
+        <w:t>.А</w:t>
+      </w:r>
+      <w:bookmarkStart w:id="0" w:name="_GoBack"/>
+      <w:bookmarkEnd w:id="0"/>
+      <w:r>
+        <w:rPr>
+          <w:b/>
+          <w:bCs/>
+          <w:szCs w:val="28"/>
+        </w:rPr>
+        <w:t>.</w:t>
       </w:r>
     </w:p>
     <w:p>
@@ -1339,7 +1349,7 @@
           <w:b/>
         </w:rPr>
       </w:pPr>
-      <w:bookmarkStart w:id="0" w:name="_Toc232178164"/>
+      <w:bookmarkStart w:id="1" w:name="_Toc232178164"/>
       <w:r>
         <w:rPr>
           <w:b/>
@@ -1347,7 +1357,7 @@
         <w:lastRenderedPageBreak/>
         <w:t>Задания</w:t>
       </w:r>
-      <w:bookmarkEnd w:id="0"/>
+      <w:bookmarkEnd w:id="1"/>
     </w:p>
     <w:p>
       <w:pPr>
@@ -2380,36 +2390,33 @@
         </w:rPr>
       </w:pPr>
       <w:r>
-        <w:rPr>
-          <w:lang w:val="en-US"/>
-        </w:rPr>
         <w:t xml:space="preserve">2. </w:t>
       </w:r>
       <w:r>
         <w:t>В</w:t>
       </w:r>
       <w:r>
-        <w:rPr>
-          <w:lang w:val="en-US"/>
-        </w:rPr>
         <w:t xml:space="preserve"> </w:t>
       </w:r>
       <w:r>
         <w:t>пакете</w:t>
       </w:r>
       <w:r>
-        <w:rPr>
-          <w:lang w:val="en-US"/>
-        </w:rPr>
-        <w:t xml:space="preserve"> assemblers </w:t>
+        <w:t xml:space="preserve"> </w:t>
+      </w:r>
+      <w:r>
+        <w:rPr>
+          <w:lang w:val="en-US"/>
+        </w:rPr>
+        <w:t>assemblers</w:t>
+      </w:r>
+      <w:r>
+        <w:t xml:space="preserve"> </w:t>
       </w:r>
       <w:r>
         <w:t>создайте</w:t>
       </w:r>
       <w:r>
-        <w:rPr>
-          <w:lang w:val="en-US"/>
-        </w:rPr>
         <w:t xml:space="preserve"> </w:t>
       </w:r>
       <w:proofErr w:type="spellStart"/>
@@ -2421,21 +2428,16 @@
       </w:r>
       <w:proofErr w:type="spellEnd"/>
       <w:r>
-        <w:rPr>
-          <w:lang w:val="en-US"/>
-        </w:rPr>
         <w:t xml:space="preserve">, </w:t>
       </w:r>
       <w:r>
         <w:t>реализующий</w:t>
       </w:r>
       <w:r>
-        <w:rPr>
-          <w:lang w:val="en-US"/>
-        </w:rPr>
         <w:t xml:space="preserve"> </w:t>
       </w:r>
       <w:proofErr w:type="spellStart"/>
+      <w:proofErr w:type="gramStart"/>
       <w:r>
         <w:rPr>
           <w:lang w:val="en-US"/>
@@ -2444,12 +2446,10 @@
       </w:r>
       <w:proofErr w:type="spellEnd"/>
       <w:r>
-        <w:rPr>
-          <w:lang w:val="en-US"/>
-        </w:rPr>
         <w:t>&lt;</w:t>
       </w:r>
       <w:proofErr w:type="spellStart"/>
+      <w:proofErr w:type="gramEnd"/>
       <w:r>
         <w:rPr>
           <w:lang w:val="en-US"/>
@@ -2458,9 +2458,6 @@
       </w:r>
       <w:proofErr w:type="spellEnd"/>
       <w:r>
-        <w:rPr>
-          <w:lang w:val="en-US"/>
-        </w:rPr>
         <w:t xml:space="preserve">, </w:t>
       </w:r>
       <w:proofErr w:type="spellStart"/>
@@ -2472,9 +2469,6 @@
       </w:r>
       <w:proofErr w:type="spellEnd"/>
       <w:r>
-        <w:rPr>
-          <w:lang w:val="en-US"/>
-        </w:rPr>
         <w:t>&lt;</w:t>
       </w:r>
       <w:proofErr w:type="spellStart"/>
@@ -2486,9 +2480,6 @@
       </w:r>
       <w:proofErr w:type="spellEnd"/>
       <w:r>
-        <w:rPr>
-          <w:lang w:val="en-US"/>
-        </w:rPr>
         <w:t xml:space="preserve">&gt;&gt;. </w:t>
       </w:r>
       <w:r>
@@ -3071,7 +3062,7 @@
           <w:b/>
         </w:rPr>
       </w:pPr>
-      <w:bookmarkStart w:id="1" w:name="_Toc232178165"/>
+      <w:bookmarkStart w:id="2" w:name="_Toc232178165"/>
       <w:r>
         <w:rPr>
           <w:b/>
@@ -3079,7 +3070,7 @@
         <w:lastRenderedPageBreak/>
         <w:t>Выполнение заданий</w:t>
       </w:r>
-      <w:bookmarkEnd w:id="1"/>
+      <w:bookmarkEnd w:id="2"/>
     </w:p>
     <w:p>
       <w:pPr>
@@ -3089,11 +3080,11 @@
         <w:jc w:val="center"/>
         <w:outlineLvl w:val="1"/>
       </w:pPr>
-      <w:bookmarkStart w:id="2" w:name="_Toc232178166"/>
+      <w:bookmarkStart w:id="3" w:name="_Toc232178166"/>
       <w:r>
         <w:t>Задание № 1</w:t>
       </w:r>
-      <w:bookmarkEnd w:id="2"/>
+      <w:bookmarkEnd w:id="3"/>
     </w:p>
     <w:p>
       <w:pPr>
@@ -3957,6 +3948,7 @@
               </w:rPr>
               <w:t xml:space="preserve"> </w:t>
             </w:r>
+            <w:proofErr w:type="spellStart"/>
             <w:r>
               <w:rPr>
                 <w:rFonts w:cs="Times New Roman"/>
@@ -3965,6 +3957,7 @@
               </w:rPr>
               <w:t>AuthorModelAssembler</w:t>
             </w:r>
+            <w:proofErr w:type="spellEnd"/>
           </w:p>
         </w:tc>
       </w:tr>
@@ -7298,11 +7291,11 @@
         <w:jc w:val="center"/>
         <w:outlineLvl w:val="1"/>
       </w:pPr>
-      <w:bookmarkStart w:id="3" w:name="_Toc232178167"/>
+      <w:bookmarkStart w:id="4" w:name="_Toc232178167"/>
       <w:r>
         <w:t>Задание № 2</w:t>
       </w:r>
-      <w:bookmarkEnd w:id="3"/>
+      <w:bookmarkEnd w:id="4"/>
     </w:p>
     <w:p>
       <w:pPr>
@@ -7359,6 +7352,10 @@
         <w:spacing w:line="360" w:lineRule="auto"/>
       </w:pPr>
       <w:r>
+        <w:rPr>
+          <w:noProof/>
+          <w:lang w:eastAsia="ru-RU"/>
+        </w:rPr>
         <w:drawing>
           <wp:inline distT="0" distB="0" distL="0" distR="0" wp14:anchorId="098C9C2E" wp14:editId="79DE3C4B">
             <wp:extent cx="5940425" cy="1595120"/>
@@ -7403,9 +7400,6 @@
           <w:tab w:val="left" w:pos="2840"/>
         </w:tabs>
         <w:spacing w:line="360" w:lineRule="auto"/>
-        <w:rPr>
-          <w:lang w:val="en-US"/>
-        </w:rPr>
       </w:pPr>
       <w:r>
         <w:t xml:space="preserve">Рисунок 1 – Добавление ссылок в </w:t>
@@ -7450,6 +7444,10 @@
         <w:spacing w:line="360" w:lineRule="auto"/>
       </w:pPr>
       <w:r>
+        <w:rPr>
+          <w:noProof/>
+          <w:lang w:eastAsia="ru-RU"/>
+        </w:rPr>
         <w:drawing>
           <wp:inline distT="0" distB="0" distL="0" distR="0" wp14:anchorId="2275452B" wp14:editId="7CF5302B">
             <wp:extent cx="5940425" cy="2807970"/>
@@ -7567,6 +7565,10 @@
         <w:spacing w:line="360" w:lineRule="auto"/>
       </w:pPr>
       <w:r>
+        <w:rPr>
+          <w:noProof/>
+          <w:lang w:eastAsia="ru-RU"/>
+        </w:rPr>
         <w:drawing>
           <wp:inline distT="0" distB="0" distL="0" distR="0" wp14:anchorId="1A70A50D" wp14:editId="5EF41871">
             <wp:extent cx="5940425" cy="2098675"/>
@@ -7659,15 +7661,7 @@
         <w:t>Данные аутентифицированного пользователя</w:t>
       </w:r>
       <w:r>
-        <w:t xml:space="preserve">. </w:t>
-      </w:r>
-      <w:proofErr w:type="gramStart"/>
-      <w:r>
-        <w:t>Объект</w:t>
-      </w:r>
-      <w:proofErr w:type="gramEnd"/>
-      <w:r>
-        <w:t xml:space="preserve"> </w:t>
+        <w:t xml:space="preserve">. Объект </w:t>
       </w:r>
       <w:proofErr w:type="spellStart"/>
       <w:r>
@@ -7756,11 +7750,11 @@
         <w:jc w:val="center"/>
         <w:outlineLvl w:val="1"/>
       </w:pPr>
-      <w:bookmarkStart w:id="4" w:name="_Toc232178168"/>
+      <w:bookmarkStart w:id="5" w:name="_Toc232178168"/>
       <w:r>
         <w:t>Задание № 3</w:t>
       </w:r>
-      <w:bookmarkEnd w:id="4"/>
+      <w:bookmarkEnd w:id="5"/>
     </w:p>
     <w:p>
       <w:pPr>
@@ -7777,6 +7771,10 @@
         <w:spacing w:line="360" w:lineRule="auto"/>
       </w:pPr>
       <w:r>
+        <w:rPr>
+          <w:noProof/>
+          <w:lang w:eastAsia="ru-RU"/>
+        </w:rPr>
         <w:lastRenderedPageBreak/>
         <w:drawing>
           <wp:inline distT="0" distB="0" distL="0" distR="0" wp14:anchorId="185B9200" wp14:editId="1D299DB3">
@@ -7819,9 +7817,6 @@
       <w:pPr>
         <w:pStyle w:val="ab"/>
         <w:spacing w:line="360" w:lineRule="auto"/>
-        <w:rPr>
-          <w:lang w:val="en-US"/>
-        </w:rPr>
       </w:pPr>
       <w:r>
         <w:t xml:space="preserve">Рисунок 4 – Метод поиска по имени в </w:t>
@@ -7944,14 +7939,14 @@
         <w:jc w:val="center"/>
         <w:outlineLvl w:val="1"/>
       </w:pPr>
-      <w:bookmarkStart w:id="5" w:name="_Toc232178169"/>
+      <w:bookmarkStart w:id="6" w:name="_Toc232178169"/>
       <w:r>
         <w:t xml:space="preserve">Задание № </w:t>
       </w:r>
       <w:r>
         <w:t>4</w:t>
       </w:r>
-      <w:bookmarkEnd w:id="5"/>
+      <w:bookmarkEnd w:id="6"/>
     </w:p>
     <w:p>
       <w:pPr>
@@ -8311,7 +8306,8 @@
       <w:r>
         <w:rPr>
           <w:rFonts w:cs="Times New Roman"/>
-          <w:lang w:val="en-US"/>
+          <w:noProof/>
+          <w:lang w:eastAsia="ru-RU"/>
         </w:rPr>
         <w:lastRenderedPageBreak/>
         <w:drawing>
@@ -8372,14 +8368,14 @@
         <w:jc w:val="center"/>
         <w:outlineLvl w:val="1"/>
       </w:pPr>
-      <w:bookmarkStart w:id="6" w:name="_Toc232178170"/>
+      <w:bookmarkStart w:id="7" w:name="_Toc232178170"/>
       <w:r>
         <w:t xml:space="preserve">Задание № </w:t>
       </w:r>
       <w:r>
         <w:t>5</w:t>
       </w:r>
-      <w:bookmarkEnd w:id="6"/>
+      <w:bookmarkEnd w:id="7"/>
     </w:p>
     <w:p>
       <w:pPr>
@@ -8431,6 +8427,8 @@
       <w:r>
         <w:rPr>
           <w:rFonts w:cs="Times New Roman"/>
+          <w:noProof/>
+          <w:lang w:eastAsia="ru-RU"/>
         </w:rPr>
         <w:drawing>
           <wp:inline distT="0" distB="0" distL="0" distR="0" wp14:anchorId="6C327E38" wp14:editId="581380E9">
@@ -8543,6 +8541,8 @@
       <w:r>
         <w:rPr>
           <w:rFonts w:cs="Times New Roman"/>
+          <w:noProof/>
+          <w:lang w:eastAsia="ru-RU"/>
         </w:rPr>
         <w:lastRenderedPageBreak/>
         <w:drawing>
@@ -8663,6 +8663,8 @@
       <w:r>
         <w:rPr>
           <w:rFonts w:cs="Times New Roman"/>
+          <w:noProof/>
+          <w:lang w:eastAsia="ru-RU"/>
         </w:rPr>
         <w:drawing>
           <wp:inline distT="0" distB="0" distL="0" distR="0" wp14:anchorId="7F08BE7F" wp14:editId="01C2F219">
@@ -8705,7 +8707,6 @@
       <w:pPr>
         <w:rPr>
           <w:rFonts w:cs="Times New Roman"/>
-          <w:lang w:val="en-US"/>
         </w:rPr>
       </w:pPr>
       <w:r>
@@ -8756,6 +8757,8 @@
       <w:r>
         <w:rPr>
           <w:rFonts w:cs="Times New Roman"/>
+          <w:noProof/>
+          <w:lang w:eastAsia="ru-RU"/>
         </w:rPr>
         <w:lastRenderedPageBreak/>
         <w:drawing>
@@ -8885,7 +8888,6 @@
       <w:pPr>
         <w:rPr>
           <w:rFonts w:cs="Times New Roman"/>
-          <w:lang w:val="en-US"/>
         </w:rPr>
       </w:pPr>
       <w:r>
@@ -9005,7 +9007,7 @@
           <w:rFonts w:cs="Times New Roman"/>
         </w:rPr>
       </w:pPr>
-      <w:bookmarkStart w:id="7" w:name="_Toc232178171"/>
+      <w:bookmarkStart w:id="8" w:name="_Toc232178171"/>
       <w:r>
         <w:rPr>
           <w:rFonts w:cs="Times New Roman"/>
@@ -9013,7 +9015,7 @@
         <w:lastRenderedPageBreak/>
         <w:t>Приложение А</w:t>
       </w:r>
-      <w:bookmarkEnd w:id="7"/>
+      <w:bookmarkEnd w:id="8"/>
     </w:p>
     <w:p>
       <w:pPr>
@@ -9087,23 +9089,7 @@
             <w:rStyle w:val="a9"/>
             <w:lang w:val="en-US"/>
           </w:rPr>
-          <w:t>https://gith</w:t>
-        </w:r>
-        <w:bookmarkStart w:id="8" w:name="_GoBack"/>
-        <w:bookmarkEnd w:id="8"/>
-        <w:r>
-          <w:rPr>
-            <w:rStyle w:val="a9"/>
-            <w:lang w:val="en-US"/>
-          </w:rPr>
-          <w:t>u</w:t>
-        </w:r>
-        <w:r>
-          <w:rPr>
-            <w:rStyle w:val="a9"/>
-            <w:lang w:val="en-US"/>
-          </w:rPr>
-          <w:t>b.com/VaryaKurtseva/AbonementFitness/tree/main/demo-rest-v1</w:t>
+          <w:t>https://github.com/VaryaKurtseva/AbonementFitness/tree/main/demo-rest-v1</w:t>
         </w:r>
       </w:hyperlink>
     </w:p>
@@ -9162,6 +9148,7 @@
         <w:docPartUnique/>
       </w:docPartObj>
     </w:sdtPr>
+    <w:sdtEndPr/>
     <w:sdtContent>
       <w:p>
         <w:pPr>
@@ -9181,7 +9168,7 @@
           <w:rPr>
             <w:noProof/>
           </w:rPr>
-          <w:t>19</w:t>
+          <w:t>20</w:t>
         </w:r>
         <w:r>
           <w:fldChar w:fldCharType="end"/>
@@ -11721,6 +11708,7 @@
   <w:style w:type="character" w:default="1" w:styleId="a0">
     <w:name w:val="Default Paragraph Font"/>
     <w:uiPriority w:val="1"/>
+    <w:semiHidden/>
     <w:unhideWhenUsed/>
   </w:style>
   <w:style w:type="table" w:default="1" w:styleId="a1">
@@ -12345,7 +12333,7 @@
 </file>
 
 <file path=customXml/itemProps1.xml><?xml version="1.0" encoding="utf-8"?>
-<ds:datastoreItem xmlns:ds="http://schemas.openxmlformats.org/officeDocument/2006/customXml" ds:itemID="{79EEDAC9-596E-4D25-89C8-C0E81F9ACEAD}">
+<ds:datastoreItem xmlns:ds="http://schemas.openxmlformats.org/officeDocument/2006/customXml" ds:itemID="{F8278440-1612-498D-8B0F-342863EA6DDB}">
   <ds:schemaRefs>
     <ds:schemaRef ds:uri="http://schemas.openxmlformats.org/officeDocument/2006/bibliography"/>
   </ds:schemaRefs>
